--- a/articles_correc/articles/article_be2_corregit.docx
+++ b/articles_correc/articles/article_be2_corregit.docx
@@ -62,9 +62,7 @@
                       <wp:extent cx="1556385" cy="374015"/>
                       <wp:effectExtent l="0" t="0" r="0" b="0"/>
                       <wp:wrapNone/>
-                      <wp:docPr id="1" name="Imagen 4" descr="http://indret.b.wetopi.com/wp-content/themes/indret/img/logo.png">
-                        <a:hlinkClick xmlns:a="http://schemas.openxmlformats.org/drawingml/2006/main" r:id="rId2"/>
-                      </wp:docPr>
+                      <wp:docPr id="1" name="Imagen 4" descr="http://indret.b.wetopi.com/wp-content/themes/indret/img/logo.png"/>
                       <a:graphic xmlns:a="http://schemas.openxmlformats.org/drawingml/2006/main">
                         <a:graphicData uri="http://schemas.openxmlformats.org/drawingml/2006/picture">
                           <pic:pic xmlns:pic="http://schemas.openxmlformats.org/drawingml/2006/picture">
@@ -128,7 +126,7 @@
                       <v:path o:extrusionok="f" gradientshapeok="t" o:connecttype="rect"/>
                       <o:lock v:ext="edit" aspectratio="t"/>
                     </v:shapetype>
-                    <v:shape id="shape_0" ID="Imagen 4" stroked="f" href="http://indret.b.wetopi.com/" o:allowincell="t" style="position:absolute;margin-left:-22.15pt;margin-top:-3.2pt;width:122.5pt;height:29.4pt;mso-wrap-style:none;v-text-anchor:middle" wp14:anchorId="0D7D6C37" type="_x0000_t75">
+                    <v:shape id="shape_0" ID="Imagen 4" stroked="f" o:allowincell="t" style="position:absolute;margin-left:-22.15pt;margin-top:-3.2pt;width:122.5pt;height:29.4pt;mso-wrap-style:none;v-text-anchor:middle" wp14:anchorId="0D7D6C37" type="_x0000_t75">
                       <v:imagedata r:id="rId5" o:detectmouseclick="t"/>
                       <v:stroke color="#3465a4" joinstyle="round" endcap="flat"/>
                       <w10:wrap type="none"/>
@@ -180,7 +178,7 @@
                 <w:sz w:val="18"/>
                 <w:szCs w:val="18"/>
               </w:rPr>
-              <w:t>InDret 1.2025</w:t>
+              <w:t>InDret 1.2026</w:t>
             </w:r>
           </w:p>
           <w:p>
@@ -247,7 +245,7 @@
                 <w:sz w:val="16"/>
                 <w:szCs w:val="18"/>
               </w:rPr>
-              <w:t>Luis Andrés Cucarella Galiana</w:t>
+              <w:t>Gabriel Doménech Pascual</w:t>
             </w:r>
           </w:p>
           <w:p>
@@ -271,6 +269,98 @@
                 <w:szCs w:val="18"/>
               </w:rPr>
               <w:t>Universitat de València</w:t>
+            </w:r>
+          </w:p>
+          <w:p>
+            <w:pPr>
+              <w:pStyle w:val="Normal"/>
+              <w:spacing w:lineRule="auto" w:line="264" w:before="120" w:after="0"/>
+              <w:rPr>
+                <w:rFonts w:ascii="Open Sans" w:hAnsi="Open Sans" w:cs="Open Sans"/>
+                <w:b/>
+                <w:bCs/>
+                <w:sz w:val="16"/>
+                <w:szCs w:val="18"/>
+              </w:rPr>
+            </w:pPr>
+            <w:r>
+              <w:rPr>
+                <w:rFonts w:cs="Open Sans" w:ascii="Open Sans" w:hAnsi="Open Sans"/>
+                <w:b/>
+                <w:bCs/>
+                <w:sz w:val="16"/>
+                <w:szCs w:val="18"/>
+              </w:rPr>
+              <w:t>Fernando Gómez Pomar</w:t>
+            </w:r>
+          </w:p>
+          <w:p>
+            <w:pPr>
+              <w:pStyle w:val="Normal"/>
+              <w:spacing w:lineRule="auto" w:line="264" w:before="0" w:after="0"/>
+              <w:rPr>
+                <w:rFonts w:ascii="Open Sans" w:hAnsi="Open Sans" w:cs="Open Sans"/>
+                <w:b/>
+                <w:bCs/>
+                <w:sz w:val="16"/>
+                <w:szCs w:val="18"/>
+              </w:rPr>
+            </w:pPr>
+            <w:r>
+              <w:rPr>
+                <w:rFonts w:cs="Open Sans" w:ascii="Open Sans" w:hAnsi="Open Sans"/>
+                <w:b/>
+                <w:bCs/>
+                <w:sz w:val="16"/>
+                <w:szCs w:val="18"/>
+              </w:rPr>
+              <w:t>Universitat Pompeu Fabra</w:t>
+            </w:r>
+          </w:p>
+          <w:p>
+            <w:pPr>
+              <w:pStyle w:val="Normal"/>
+              <w:spacing w:lineRule="auto" w:line="264" w:before="120" w:after="0"/>
+              <w:rPr>
+                <w:rFonts w:ascii="Open Sans" w:hAnsi="Open Sans" w:cs="Open Sans"/>
+                <w:b/>
+                <w:bCs/>
+                <w:sz w:val="16"/>
+                <w:szCs w:val="18"/>
+              </w:rPr>
+            </w:pPr>
+            <w:r>
+              <w:rPr>
+                <w:rFonts w:cs="Open Sans" w:ascii="Open Sans" w:hAnsi="Open Sans"/>
+                <w:b/>
+                <w:bCs/>
+                <w:sz w:val="16"/>
+                <w:szCs w:val="18"/>
+              </w:rPr>
+              <w:t>Adrián Segura Moreiras</w:t>
+            </w:r>
+          </w:p>
+          <w:p>
+            <w:pPr>
+              <w:pStyle w:val="Normal"/>
+              <w:spacing w:lineRule="auto" w:line="264" w:before="0" w:after="0"/>
+              <w:rPr>
+                <w:rFonts w:ascii="Open Sans" w:hAnsi="Open Sans" w:cs="Open Sans"/>
+                <w:b/>
+                <w:bCs/>
+                <w:sz w:val="16"/>
+                <w:szCs w:val="18"/>
+              </w:rPr>
+            </w:pPr>
+            <w:r>
+              <w:rPr>
+                <w:rFonts w:cs="Open Sans" w:ascii="Open Sans" w:hAnsi="Open Sans"/>
+                <w:b/>
+                <w:bCs/>
+                <w:sz w:val="16"/>
+                <w:szCs w:val="18"/>
+              </w:rPr>
+              <w:t>Universitat Pompeu Fabra</w:t>
             </w:r>
           </w:p>
           <w:p>
@@ -822,8 +912,8 @@
           <w:headerReference w:type="even" r:id="rId6"/>
           <w:headerReference w:type="default" r:id="rId7"/>
           <w:headerReference w:type="first" r:id="rId8"/>
-          <w:footerReference w:type="default" r:id="rId28"/>
-          <w:footerReference w:type="first" r:id="rId29"/>
+          <w:footerReference w:type="default" r:id="rId2"/>
+          <w:footerReference w:type="first" r:id="rId9"/>
           <w:type w:val="nextPage"/>
           <w:pgSz w:w="11906" w:h="16838"/>
           <w:pgMar w:left="1701" w:right="1701" w:gutter="0" w:header="708" w:top="1417" w:footer="0" w:bottom="1417"/>
@@ -894,9 +984,7 @@
                       <wp:extent cx="1556385" cy="374015"/>
                       <wp:effectExtent l="0" t="0" r="0" b="0"/>
                       <wp:wrapNone/>
-                      <wp:docPr id="3" name="Imagen 3" descr="http://indret.b.wetopi.com/wp-content/themes/indret/img/logo.png">
-                        <a:hlinkClick xmlns:a="http://schemas.openxmlformats.org/drawingml/2006/main" r:id="rId9"/>
-                      </wp:docPr>
+                      <wp:docPr id="3" name="Imagen 3" descr="http://indret.b.wetopi.com/wp-content/themes/indret/img/logo.png"/>
                       <a:graphic xmlns:a="http://schemas.openxmlformats.org/drawingml/2006/main">
                         <a:graphicData uri="http://schemas.openxmlformats.org/drawingml/2006/picture">
                           <pic:pic xmlns:pic="http://schemas.openxmlformats.org/drawingml/2006/picture">
@@ -941,7 +1029,7 @@
                 </mc:Choice>
                 <mc:Fallback>
                   <w:pict>
-                    <v:shape id="shape_0" ID="Imagen 3" stroked="f" href="http://indret.b.wetopi.com/" o:allowincell="t" style="position:absolute;margin-left:-22pt;margin-top:-8.1pt;width:122.5pt;height:29.4pt;mso-wrap-style:none;v-text-anchor:middle" wp14:anchorId="542856FB" type="_x0000_t75">
+                    <v:shape id="shape_0" ID="Imagen 3" stroked="f" o:allowincell="t" style="position:absolute;margin-left:-22pt;margin-top:-8.1pt;width:122.5pt;height:29.4pt;mso-wrap-style:none;v-text-anchor:middle" wp14:anchorId="542856FB" type="_x0000_t75">
                       <v:imagedata r:id="rId11" o:detectmouseclick="t"/>
                       <v:stroke color="#3465a4" joinstyle="round" endcap="flat"/>
                       <w10:wrap type="none"/>
@@ -993,7 +1081,7 @@
                 <w:sz w:val="18"/>
                 <w:szCs w:val="18"/>
               </w:rPr>
-              <w:t>InDret 1.2025</w:t>
+              <w:t>InDret 1.2026</w:t>
             </w:r>
           </w:p>
           <w:p>
@@ -1647,7 +1735,7 @@
             </w:r>
             <w:r>
               <w:rPr>
-                <w:rFonts w:cs="Open Sans" w:ascii="Open Sans" w:hAnsi="Open Sans"/>
+                <w:rFonts w:cs="Open Sans" w:ascii="Work Sans" w:hAnsi="Work Sans"/>
                 <w:b w:val="false"/>
                 <w:bCs w:val="false"/>
                 <w:sz w:val="18"/>
@@ -1810,8 +1898,1236 @@
           <w:textDirection w:val="lrTb"/>
           <w:docGrid w:type="default" w:linePitch="360" w:charSpace="4096"/>
         </w:sectPr>
-      </w:pPr>
-    </w:p>
+        <w:pageBreakBefore w:val="false"/>
+      </w:pPr>
+    </w:p>
+    <w:tbl>
+      <w:tblPr>
+        <w:tblW w:w="9180" w:type="dxa"/>
+        <w:jc w:val="left"/>
+        <w:tblInd w:w="0" w:type="dxa"/>
+        <w:tblLayout w:type="fixed"/>
+        <w:tblCellMar>
+          <w:top w:w="0" w:type="dxa"/>
+          <w:left w:w="108" w:type="dxa"/>
+          <w:bottom w:w="0" w:type="dxa"/>
+          <w:right w:w="108" w:type="dxa"/>
+        </w:tblCellMar>
+        <w:tblLook w:val="04a0" w:noVBand="1" w:noHBand="0" w:lastColumn="0" w:firstColumn="1" w:lastRow="0" w:firstRow="1"/>
+      </w:tblPr>
+      <w:tblGrid>
+        <w:gridCol w:w="2801"/>
+        <w:gridCol w:w="6378"/>
+      </w:tblGrid>
+      <w:tr>
+        <w:trPr/>
+        <w:tc>
+          <w:tcPr>
+            <w:tcW w:w="2801" w:type="dxa"/>
+            <w:tcBorders/>
+            <w:shd w:color="auto" w:fill="FFFFFF" w:themeFill="background1" w:val="clear"/>
+          </w:tcPr>
+          <w:p>
+            <w:pPr>
+              <w:pStyle w:val="Normal"/>
+              <w:spacing w:lineRule="auto" w:line="264" w:before="0" w:after="0"/>
+              <w:rPr>
+                <w:rFonts w:ascii="Open Sans" w:hAnsi="Open Sans" w:cs="Open Sans"/>
+                <w:b/>
+                <w:bCs/>
+                <w:sz w:val="18"/>
+                <w:szCs w:val="18"/>
+                <w:lang w:val="en-GB"/>
+              </w:rPr>
+            </w:pPr>
+            <w:r>
+              <w:rPr>
+                <w:rFonts w:cs="Open Sans" w:ascii="Open Sans" w:hAnsi="Open Sans"/>
+                <w:b/>
+                <w:bCs/>
+                <w:sz w:val="18"/>
+                <w:szCs w:val="18"/>
+                <w:lang w:val="en-GB"/>
+              </w:rPr>
+              <mc:AlternateContent>
+                <mc:Choice Requires="wps">
+                  <w:drawing>
+                    <wp:anchor behindDoc="0" distT="0" distB="0" distL="0" distR="0" simplePos="0" locked="0" layoutInCell="1" allowOverlap="1" relativeHeight="4" wp14:anchorId="542856FB">
+                      <wp:simplePos x="0" y="0"/>
+                      <wp:positionH relativeFrom="column">
+                        <wp:posOffset>-279400</wp:posOffset>
+                      </wp:positionH>
+                      <wp:positionV relativeFrom="paragraph">
+                        <wp:posOffset>-102870</wp:posOffset>
+                      </wp:positionV>
+                      <wp:extent cx="1556385" cy="374015"/>
+                      <wp:effectExtent l="0" t="0" r="0" b="0"/>
+                      <wp:wrapNone/>
+                      <wp:docPr id="3" name="Imagen 3" descr="http://indret.b.wetopi.com/wp-content/themes/indret/img/logo.png">
+                        <a:hlinkClick xmlns:a="http://schemas.openxmlformats.org/drawingml/2006/main" r:id="rId6"/>
+                      </wp:docPr>
+                      <a:graphic xmlns:a="http://schemas.openxmlformats.org/drawingml/2006/main">
+                        <a:graphicData uri="http://schemas.openxmlformats.org/drawingml/2006/picture">
+                          <pic:pic>
+                            <pic:nvPicPr>
+                              <pic:cNvPr id="4" name="Imagen 3" descr="http://indret.b.wetopi.com/wp-content/themes/indret/img/logo.png"/>
+                              <pic:cNvPicPr/>
+                            </pic:nvPicPr>
+                            <pic:blipFill>
+                              <a:blip r:embed="rId503">
+                                <a:extLst>
+                                  <a:ext uri="{BEBA8EAE-BF5A-486C-A8C5-ECC9F3942E4B}">
+                                    <a14:imgProps xmlns:a14="http://schemas.microsoft.com/office/drawing/2010/main">
+                                      <a14:imgLayer r:embed="rId501">
+                                        <a14:imgEffect>
+                                          <a14:brightnessContrast amount="-21000" bright="2000" contrast="-100000"/>
+                                        </a14:imgEffect>
+                                      </a14:imgLayer>
+                                    </a14:imgProps>
+                                  </a:ext>
+                                </a:extLst>
+                              </a:blip>
+                              <a:stretch/>
+                            </pic:blipFill>
+                            <pic:spPr>
+                              <a:xfrm>
+                                <a:off x="0" y="0"/>
+                                <a:ext cx="1556280" cy="374040"/>
+                              </a:xfrm>
+                              <a:prstGeom prst="rect">
+                                <a:avLst/>
+                              </a:prstGeom>
+                              <a:noFill/>
+                              <a:ln w="0">
+                                <a:noFill/>
+                              </a:ln>
+                            </pic:spPr>
+                          </pic:pic>
+                        </a:graphicData>
+                      </a:graphic>
+                    </wp:anchor>
+                  </w:drawing>
+                </mc:Choice>
+                <mc:Fallback>
+                  <w:pict>
+                    <v:shape id="shape_0" ID="Imagen 3" stroked="f" href="http://indret.b.wetopi.com/" o:allowincell="t" style="position:absolute;margin-left:-22pt;margin-top:-8.1pt;width:122.5pt;height:29.4pt;mso-wrap-style:none;v-text-anchor:middle" wp14:anchorId="542856FB" type="_x0000_t75">
+                      <v:imagedata r:id="rId8" o:detectmouseclick="t"/>
+                      <v:stroke color="#3465a4" joinstyle="round" endcap="flat"/>
+                      <w10:wrap type="none"/>
+                    </v:shape>
+                  </w:pict>
+                </mc:Fallback>
+              </mc:AlternateContent>
+            </w:r>
+          </w:p>
+          <w:p>
+            <w:pPr>
+              <w:pStyle w:val="Normal"/>
+              <w:spacing w:lineRule="auto" w:line="264" w:before="0" w:after="0"/>
+              <w:rPr>
+                <w:rFonts w:ascii="Open Sans" w:hAnsi="Open Sans" w:cs="Open Sans"/>
+                <w:b/>
+                <w:bCs/>
+                <w:sz w:val="18"/>
+                <w:szCs w:val="18"/>
+                <w:lang w:val="en-GB"/>
+              </w:rPr>
+            </w:pPr>
+            <w:r>
+              <w:rPr>
+                <w:rFonts w:cs="Open Sans" w:ascii="Open Sans" w:hAnsi="Open Sans"/>
+                <w:b/>
+                <w:bCs/>
+                <w:sz w:val="18"/>
+                <w:szCs w:val="18"/>
+                <w:lang w:val="en-GB"/>
+              </w:rPr>
+            </w:r>
+          </w:p>
+          <w:p>
+            <w:pPr>
+              <w:pStyle w:val="Normal"/>
+              <w:spacing w:lineRule="auto" w:line="264" w:before="0" w:after="0"/>
+              <w:rPr>
+                <w:rFonts w:ascii="Open Sans" w:hAnsi="Open Sans" w:cs="Open Sans"/>
+                <w:b/>
+                <w:bCs/>
+                <w:sz w:val="18"/>
+                <w:szCs w:val="18"/>
+              </w:rPr>
+            </w:pPr>
+            <w:r>
+              <w:rPr>
+                <w:rFonts w:cs="Open Sans" w:ascii="Open Sans" w:hAnsi="Open Sans"/>
+                <w:b/>
+                <w:bCs/>
+                <w:sz w:val="18"/>
+                <w:szCs w:val="18"/>
+              </w:rPr>
+              <w:t>2.2026</w:t>
+            </w:r>
+          </w:p>
+          <w:p>
+            <w:pPr>
+              <w:pStyle w:val="Normal"/>
+              <w:spacing w:lineRule="auto" w:line="264" w:before="0" w:after="0"/>
+              <w:rPr>
+                <w:rFonts w:ascii="Open Sans" w:hAnsi="Open Sans" w:cs="Open Sans"/>
+                <w:b/>
+                <w:bCs/>
+                <w:sz w:val="18"/>
+                <w:szCs w:val="18"/>
+              </w:rPr>
+            </w:pPr>
+            <w:r>
+              <w:rPr>
+                <w:rFonts w:cs="Open Sans" w:ascii="Open Sans" w:hAnsi="Open Sans"/>
+                <w:b/>
+                <w:bCs/>
+                <w:sz w:val="18"/>
+                <w:szCs w:val="18"/>
+              </w:rPr>
+            </w:r>
+          </w:p>
+          <w:p>
+            <w:pPr>
+              <w:pStyle w:val="Normal"/>
+              <w:spacing w:lineRule="auto" w:line="264" w:before="0" w:after="0"/>
+              <w:rPr>
+                <w:rFonts w:ascii="Open Sans" w:hAnsi="Open Sans" w:cs="Open Sans"/>
+                <w:b/>
+                <w:bCs/>
+                <w:sz w:val="16"/>
+                <w:szCs w:val="18"/>
+              </w:rPr>
+            </w:pPr>
+            <w:r>
+              <w:rPr>
+                <w:rFonts w:cs="Open Sans" w:ascii="Open Sans" w:hAnsi="Open Sans"/>
+                <w:b/>
+                <w:bCs/>
+                <w:sz w:val="16"/>
+                <w:szCs w:val="18"/>
+              </w:rPr>
+              <w:t>Recepción</w:t>
+            </w:r>
+          </w:p>
+          <w:p>
+            <w:pPr>
+              <w:pStyle w:val="Normal"/>
+              <w:spacing w:lineRule="auto" w:line="264" w:before="0" w:after="0"/>
+              <w:rPr>
+                <w:rFonts w:ascii="Open Sans" w:hAnsi="Open Sans" w:cs="Open Sans"/>
+                <w:b/>
+                <w:bCs/>
+                <w:sz w:val="16"/>
+                <w:szCs w:val="18"/>
+              </w:rPr>
+            </w:pPr>
+            <w:r>
+              <w:rPr>
+                <w:rFonts w:cs="Open Sans" w:ascii="Open Sans" w:hAnsi="Open Sans"/>
+                <w:b/>
+                <w:bCs/>
+                <w:sz w:val="16"/>
+                <w:szCs w:val="18"/>
+              </w:rPr>
+              <w:t>1/12/2025</w:t>
+            </w:r>
+          </w:p>
+          <w:p>
+            <w:pPr>
+              <w:pStyle w:val="Normal"/>
+              <w:spacing w:lineRule="auto" w:line="264" w:before="0" w:after="0"/>
+              <w:rPr>
+                <w:rFonts w:ascii="Open Sans" w:hAnsi="Open Sans" w:cs="Open Sans"/>
+                <w:b/>
+                <w:bCs/>
+                <w:sz w:val="16"/>
+                <w:szCs w:val="18"/>
+              </w:rPr>
+            </w:pPr>
+            <w:r>
+              <w:rPr>
+                <w:rFonts w:cs="Open Sans" w:ascii="Open Sans" w:hAnsi="Open Sans"/>
+                <w:b/>
+                <w:bCs/>
+                <w:sz w:val="16"/>
+                <w:szCs w:val="18"/>
+              </w:rPr>
+              <w:t>-</w:t>
+            </w:r>
+          </w:p>
+          <w:p>
+            <w:pPr>
+              <w:pStyle w:val="Normal"/>
+              <w:spacing w:lineRule="auto" w:line="264" w:before="0" w:after="0"/>
+              <w:rPr>
+                <w:rFonts w:ascii="Open Sans" w:hAnsi="Open Sans" w:cs="Open Sans"/>
+                <w:b/>
+                <w:bCs/>
+                <w:sz w:val="16"/>
+                <w:szCs w:val="18"/>
+              </w:rPr>
+            </w:pPr>
+            <w:r>
+              <w:rPr>
+                <w:rFonts w:cs="Open Sans" w:ascii="Open Sans" w:hAnsi="Open Sans"/>
+                <w:b/>
+                <w:bCs/>
+                <w:sz w:val="16"/>
+                <w:szCs w:val="18"/>
+              </w:rPr>
+              <w:t>Aceptación</w:t>
+            </w:r>
+          </w:p>
+          <w:p>
+            <w:pPr>
+              <w:pStyle w:val="Normal"/>
+              <w:spacing w:lineRule="auto" w:line="264" w:before="0" w:after="0"/>
+              <w:rPr>
+                <w:rFonts w:ascii="Open Sans" w:hAnsi="Open Sans" w:cs="Open Sans"/>
+                <w:b/>
+                <w:bCs/>
+                <w:sz w:val="16"/>
+                <w:szCs w:val="18"/>
+              </w:rPr>
+            </w:pPr>
+            <w:r>
+              <w:rPr>
+                <w:rFonts w:cs="Open Sans" w:ascii="Open Sans" w:hAnsi="Open Sans"/>
+                <w:b/>
+                <w:bCs/>
+                <w:sz w:val="16"/>
+                <w:szCs w:val="18"/>
+              </w:rPr>
+              <w:t>20/01/2026</w:t>
+            </w:r>
+          </w:p>
+          <w:p>
+            <w:pPr>
+              <w:pStyle w:val="Normal"/>
+              <w:spacing w:lineRule="auto" w:line="264" w:before="0" w:after="0"/>
+              <w:rPr>
+                <w:rFonts w:ascii="Open Sans" w:hAnsi="Open Sans" w:cs="Open Sans"/>
+                <w:b/>
+                <w:bCs/>
+                <w:sz w:val="16"/>
+                <w:szCs w:val="18"/>
+              </w:rPr>
+            </w:pPr>
+            <w:r>
+              <w:rPr>
+                <w:rFonts w:cs="Open Sans" w:ascii="Open Sans" w:hAnsi="Open Sans"/>
+                <w:b/>
+                <w:bCs/>
+                <w:sz w:val="16"/>
+                <w:szCs w:val="18"/>
+              </w:rPr>
+              <w:t>-</w:t>
+            </w:r>
+          </w:p>
+          <w:p>
+            <w:pPr>
+              <w:pStyle w:val="Normal"/>
+              <w:spacing w:lineRule="auto" w:line="264" w:before="0" w:after="0"/>
+              <w:rPr>
+                <w:rFonts w:ascii="Open Sans" w:hAnsi="Open Sans" w:cs="Open Sans"/>
+                <w:b/>
+                <w:bCs/>
+                <w:sz w:val="18"/>
+                <w:szCs w:val="18"/>
+              </w:rPr>
+            </w:pPr>
+            <w:r>
+              <w:rPr>
+                <w:rFonts w:cs="Open Sans" w:ascii="Open Sans" w:hAnsi="Open Sans"/>
+                <w:b/>
+                <w:bCs/>
+                <w:sz w:val="18"/>
+                <w:szCs w:val="18"/>
+              </w:rPr>
+            </w:r>
+          </w:p>
+        </w:tc>
+        <w:tc>
+          <w:tcPr>
+            <w:tcW w:w="6378" w:type="dxa"/>
+            <w:tcBorders/>
+            <w:shd w:color="auto" w:fill="FFFFFF" w:themeFill="background1" w:val="clear"/>
+          </w:tcPr>
+          <w:p>
+            <w:pPr>
+              <w:pStyle w:val="Normal"/>
+              <w:spacing w:lineRule="auto" w:line="240" w:before="0" w:after="0"/>
+              <w:jc w:val="both"/>
+              <w:rPr>
+                <w:rFonts w:ascii="PT Serif" w:hAnsi="PT Serif" w:cs="Open Sans"/>
+                <w:b/>
+                <w:bCs/>
+                <w:sz w:val="20"/>
+                <w:szCs w:val="20"/>
+              </w:rPr>
+            </w:pPr>
+            <w:r>
+              <w:rPr>
+                <w:rFonts w:cs="Open Sans" w:ascii="PT Serif" w:hAnsi="PT Serif"/>
+                <w:b/>
+                <w:bCs/>
+                <w:sz w:val="20"/>
+                <w:szCs w:val="20"/>
+              </w:rPr>
+              <w:t>Índice</w:t>
+            </w:r>
+          </w:p>
+          <w:p>
+            <w:pPr>
+              <w:pStyle w:val="Normal"/>
+              <w:spacing w:lineRule="auto" w:line="240" w:before="0" w:after="0"/>
+              <w:jc w:val="both"/>
+              <w:rPr>
+                <w:rFonts w:ascii="PT Serif" w:hAnsi="PT Serif" w:cs="Open Sans"/>
+                <w:b/>
+                <w:bCs/>
+                <w:sz w:val="20"/>
+                <w:szCs w:val="20"/>
+              </w:rPr>
+            </w:pPr>
+            <w:r>
+              <w:rPr>
+                <w:rFonts w:cs="Open Sans" w:ascii="PT Serif" w:hAnsi="PT Serif"/>
+                <w:b/>
+                <w:bCs/>
+                <w:sz w:val="20"/>
+                <w:szCs w:val="20"/>
+              </w:rPr>
+              <w:t>-</w:t>
+            </w:r>
+          </w:p>
+          <w:p>
+            <w:pPr>
+              <w:pStyle w:val="Normal"/>
+              <w:spacing w:lineRule="auto" w:line="240" w:before="0" w:after="0"/>
+              <w:jc w:val="both"/>
+              <w:rPr>
+                <w:rFonts w:ascii="PT Serif" w:hAnsi="PT Serif"/>
+                <w:sz w:val="18"/>
+                <w:szCs w:val="18"/>
+              </w:rPr>
+            </w:pPr>
+            <w:r>
+              <w:rPr>
+                <w:rFonts w:ascii="PT Serif" w:hAnsi="PT Serif"/>
+                <w:sz w:val="18"/>
+                <w:szCs w:val="18"/>
+              </w:rPr>
+            </w:r>
+          </w:p>
+          <w:p>
+            <w:pPr>
+              <w:pStyle w:val="Normal"/>
+              <w:spacing w:lineRule="auto" w:line="240" w:before="0" w:after="0"/>
+              <w:jc w:val="both"/>
+              <w:rPr>
+                <w:rFonts w:ascii="PT Serif" w:hAnsi="PT Serif"/>
+                <w:sz w:val="18"/>
+                <w:szCs w:val="18"/>
+              </w:rPr>
+            </w:pPr>
+            <w:r>
+              <w:rPr>
+                <w:rFonts w:ascii="PT Serif" w:hAnsi="PT Serif"/>
+                <w:sz w:val="18"/>
+                <w:szCs w:val="18"/>
+              </w:rPr>
+            </w:r>
+          </w:p>
+          <w:p>
+            <w:pPr>
+              <w:pStyle w:val="Normal"/>
+              <w:spacing w:lineRule="auto" w:line="240" w:before="0" w:after="0"/>
+              <w:jc w:val="both"/>
+              <w:rPr>
+                <w:rFonts w:ascii="PT Serif" w:hAnsi="PT Serif"/>
+                <w:b/>
+                <w:i/>
+                <w:i/>
+                <w:sz w:val="18"/>
+                <w:szCs w:val="18"/>
+              </w:rPr>
+            </w:pPr>
+            <w:hyperlink w:anchor="sum">
+              <w:r>
+                <w:rPr>
+                  <w:rStyle w:val="Hyperlink"/>
+                  <w:rFonts w:ascii="PT Serif" w:hAnsi="PT Serif"/>
+                  <w:b/>
+                  <w:i/>
+                  <w:color w:val="auto"/>
+                  <w:sz w:val="18"/>
+                  <w:szCs w:val="18"/>
+                  <w:u w:val="none"/>
+                </w:rPr>
+                <w:t>1. Sumisión exclusiva a la ley, examen de legitimidad y garantía jurisdiccional de derechos humanos</w:t>
+              </w:r>
+            </w:hyperlink>
+          </w:p>
+          <w:p>
+            <w:pPr>
+              <w:pStyle w:val="Normal"/>
+              <w:spacing w:lineRule="auto" w:line="264" w:before="0" w:after="0"/>
+              <w:jc w:val="both"/>
+              <w:rPr>
+                <w:rFonts w:ascii="Open Sans" w:hAnsi="Open Sans" w:cs="Open Sans"/>
+                <w:b/>
+              </w:rPr>
+            </w:pPr>
+            <w:hyperlink w:anchor="cue">
+              <w:r>
+                <w:rPr>
+                  <w:rStyle w:val="Hyperlink"/>
+                  <w:rFonts w:ascii="PT Serif" w:hAnsi="PT Serif"/>
+                  <w:b/>
+                  <w:i/>
+                  <w:color w:val="auto"/>
+                  <w:sz w:val="18"/>
+                  <w:szCs w:val="18"/>
+                  <w:u w:val="none"/>
+                </w:rPr>
+                <w:t>2.  Cuestión de inconstitucionalidad e inconvencionalidad de normas internas: a propósito de los derechos humanos de víctimas de violencia de género (ATC 301/2023, 6 junio)</w:t>
+              </w:r>
+            </w:hyperlink>
+          </w:p>
+          <w:p>
+            <w:pPr>
+              <w:pStyle w:val="Normal"/>
+              <w:spacing w:lineRule="auto" w:line="240" w:before="0" w:after="0"/>
+              <w:jc w:val="both"/>
+              <w:rPr>
+                <w:rFonts w:ascii="PT Serif" w:hAnsi="PT Serif"/>
+                <w:bCs/>
+                <w:iCs/>
+                <w:sz w:val="18"/>
+                <w:szCs w:val="18"/>
+              </w:rPr>
+            </w:pPr>
+            <w:r>
+              <w:rPr>
+                <w:rFonts w:ascii="PT Serif" w:hAnsi="PT Serif"/>
+                <w:bCs/>
+                <w:iCs/>
+                <w:sz w:val="18"/>
+                <w:szCs w:val="18"/>
+              </w:rPr>
+              <w:t xml:space="preserve">   </w:t>
+            </w:r>
+            <w:r>
+              <w:rPr>
+                <w:rFonts w:ascii="PT Serif" w:hAnsi="PT Serif"/>
+                <w:bCs/>
+                <w:iCs/>
+                <w:sz w:val="18"/>
+                <w:szCs w:val="18"/>
+              </w:rPr>
+              <w:t xml:space="preserve">2.1. Antecedentes </w:t>
+            </w:r>
+          </w:p>
+          <w:p>
+            <w:pPr>
+              <w:pStyle w:val="Normal"/>
+              <w:spacing w:lineRule="auto" w:line="240" w:before="0" w:after="0"/>
+              <w:jc w:val="both"/>
+              <w:rPr>
+                <w:rFonts w:ascii="PT Serif" w:hAnsi="PT Serif"/>
+                <w:bCs/>
+                <w:i/>
+                <w:i/>
+                <w:sz w:val="18"/>
+                <w:szCs w:val="18"/>
+              </w:rPr>
+            </w:pPr>
+            <w:r>
+              <w:rPr>
+                <w:rFonts w:ascii="PT Serif" w:hAnsi="PT Serif"/>
+                <w:bCs/>
+                <w:iCs/>
+                <w:sz w:val="18"/>
+                <w:szCs w:val="18"/>
+              </w:rPr>
+              <w:t xml:space="preserve">   </w:t>
+            </w:r>
+            <w:r>
+              <w:rPr>
+                <w:rFonts w:ascii="PT Serif" w:hAnsi="PT Serif"/>
+                <w:bCs/>
+                <w:iCs/>
+                <w:sz w:val="18"/>
+                <w:szCs w:val="18"/>
+              </w:rPr>
+              <w:t>2.2. Violencia de género y legítima viudal</w:t>
+            </w:r>
+          </w:p>
+          <w:p>
+            <w:pPr>
+              <w:pStyle w:val="Normal"/>
+              <w:spacing w:lineRule="auto" w:line="240" w:before="0" w:after="0"/>
+              <w:jc w:val="both"/>
+              <w:rPr>
+                <w:rFonts w:ascii="PT Serif" w:hAnsi="PT Serif"/>
+                <w:bCs/>
+                <w:iCs/>
+                <w:sz w:val="18"/>
+                <w:szCs w:val="18"/>
+              </w:rPr>
+            </w:pPr>
+            <w:r>
+              <w:rPr>
+                <w:rFonts w:ascii="PT Serif" w:hAnsi="PT Serif"/>
+                <w:bCs/>
+                <w:iCs/>
+                <w:sz w:val="18"/>
+                <w:szCs w:val="18"/>
+              </w:rPr>
+              <w:t xml:space="preserve">        </w:t>
+            </w:r>
+            <w:r>
+              <w:rPr>
+                <w:rFonts w:ascii="PT Serif" w:hAnsi="PT Serif"/>
+                <w:bCs/>
+                <w:iCs/>
+                <w:sz w:val="18"/>
+                <w:szCs w:val="18"/>
+              </w:rPr>
+              <w:t>2.2.1. Convenio de Estambul y derechos de las víctimas</w:t>
+            </w:r>
+          </w:p>
+          <w:p>
+            <w:pPr>
+              <w:pStyle w:val="Normal"/>
+              <w:spacing w:lineRule="auto" w:line="240" w:before="0" w:after="0"/>
+              <w:jc w:val="both"/>
+              <w:rPr>
+                <w:rFonts w:ascii="PT Serif" w:hAnsi="PT Serif"/>
+                <w:bCs/>
+                <w:iCs/>
+                <w:sz w:val="18"/>
+                <w:szCs w:val="18"/>
+              </w:rPr>
+            </w:pPr>
+            <w:r>
+              <w:rPr>
+                <w:rFonts w:ascii="PT Serif" w:hAnsi="PT Serif"/>
+                <w:bCs/>
+                <w:iCs/>
+                <w:sz w:val="18"/>
+                <w:szCs w:val="18"/>
+              </w:rPr>
+              <w:t xml:space="preserve">        </w:t>
+            </w:r>
+            <w:r>
+              <w:rPr>
+                <w:rFonts w:ascii="PT Serif" w:hAnsi="PT Serif"/>
+                <w:bCs/>
+                <w:iCs/>
+                <w:sz w:val="18"/>
+                <w:szCs w:val="18"/>
+              </w:rPr>
+              <w:t xml:space="preserve">2.2.2. </w:t>
+            </w:r>
+            <w:r>
+              <w:rPr>
+                <w:rFonts w:ascii="PT Serif" w:hAnsi="PT Serif"/>
+                <w:bCs/>
+                <w:i/>
+                <w:sz w:val="18"/>
+                <w:szCs w:val="18"/>
+              </w:rPr>
+              <w:t xml:space="preserve">Ratio </w:t>
+            </w:r>
+            <w:r>
+              <w:rPr>
+                <w:rFonts w:ascii="PT Serif" w:hAnsi="PT Serif"/>
+                <w:bCs/>
+                <w:iCs/>
+                <w:sz w:val="18"/>
+                <w:szCs w:val="18"/>
+              </w:rPr>
+              <w:t>del art. 834 CC</w:t>
+            </w:r>
+          </w:p>
+          <w:p>
+            <w:pPr>
+              <w:pStyle w:val="Normal"/>
+              <w:spacing w:lineRule="auto" w:line="240" w:before="0" w:after="0"/>
+              <w:jc w:val="both"/>
+              <w:rPr>
+                <w:rFonts w:ascii="PT Serif" w:hAnsi="PT Serif"/>
+                <w:i/>
+                <w:i/>
+                <w:sz w:val="18"/>
+                <w:szCs w:val="18"/>
+              </w:rPr>
+            </w:pPr>
+            <w:r>
+              <w:rPr>
+                <w:rFonts w:ascii="PT Serif" w:hAnsi="PT Serif"/>
+                <w:iCs/>
+                <w:sz w:val="18"/>
+                <w:szCs w:val="18"/>
+              </w:rPr>
+              <w:t xml:space="preserve">   </w:t>
+            </w:r>
+            <w:r>
+              <w:rPr>
+                <w:rFonts w:ascii="PT Serif" w:hAnsi="PT Serif"/>
+                <w:iCs/>
+                <w:sz w:val="18"/>
+                <w:szCs w:val="18"/>
+              </w:rPr>
+              <w:t xml:space="preserve">2.3. </w:t>
+            </w:r>
+            <w:r>
+              <w:rPr>
+                <w:rFonts w:ascii="PT Serif" w:hAnsi="PT Serif"/>
+                <w:sz w:val="18"/>
+                <w:szCs w:val="18"/>
+              </w:rPr>
+              <w:t>Inadmisión de la cuestión: los tratados internacionales no integran el bloque de constitucionalidad</w:t>
+            </w:r>
+            <w:r>
+              <w:rPr>
+                <w:rFonts w:ascii="PT Serif" w:hAnsi="PT Serif"/>
+                <w:i/>
+                <w:sz w:val="18"/>
+                <w:szCs w:val="18"/>
+              </w:rPr>
+              <w:t xml:space="preserve"> </w:t>
+            </w:r>
+          </w:p>
+          <w:p>
+            <w:pPr>
+              <w:pStyle w:val="Normal"/>
+              <w:spacing w:lineRule="auto" w:line="240" w:before="0" w:after="0"/>
+              <w:jc w:val="both"/>
+              <w:rPr>
+                <w:rFonts w:ascii="PT Serif" w:hAnsi="PT Serif"/>
+                <w:b/>
+                <w:i/>
+                <w:i/>
+                <w:sz w:val="18"/>
+                <w:szCs w:val="18"/>
+              </w:rPr>
+            </w:pPr>
+            <w:hyperlink w:anchor="par">
+              <w:r>
+                <w:rPr>
+                  <w:rStyle w:val="Hyperlink"/>
+                  <w:rFonts w:ascii="PT Serif" w:hAnsi="PT Serif"/>
+                  <w:b/>
+                  <w:i/>
+                  <w:color w:val="auto"/>
+                  <w:sz w:val="18"/>
+                  <w:szCs w:val="18"/>
+                  <w:u w:val="none"/>
+                </w:rPr>
+                <w:t>3. Parámetros y principios para el control de convencionalidad en general, y en especial, en materia de derechos humanos</w:t>
+              </w:r>
+            </w:hyperlink>
+          </w:p>
+          <w:p>
+            <w:pPr>
+              <w:pStyle w:val="Normal"/>
+              <w:spacing w:lineRule="auto" w:line="240" w:before="0" w:after="0"/>
+              <w:ind w:left="284"/>
+              <w:jc w:val="both"/>
+              <w:rPr>
+                <w:rFonts w:ascii="PT Serif" w:hAnsi="PT Serif"/>
+                <w:sz w:val="18"/>
+                <w:szCs w:val="18"/>
+              </w:rPr>
+            </w:pPr>
+            <w:r>
+              <w:rPr>
+                <w:rFonts w:ascii="PT Serif" w:hAnsi="PT Serif"/>
+                <w:sz w:val="18"/>
+                <w:szCs w:val="18"/>
+              </w:rPr>
+              <w:t xml:space="preserve">3.1. Introducción </w:t>
+            </w:r>
+          </w:p>
+          <w:p>
+            <w:pPr>
+              <w:pStyle w:val="Normal"/>
+              <w:spacing w:lineRule="auto" w:line="240" w:before="0" w:after="0"/>
+              <w:ind w:left="284"/>
+              <w:jc w:val="both"/>
+              <w:rPr>
+                <w:rFonts w:ascii="PT Serif" w:hAnsi="PT Serif"/>
+                <w:sz w:val="18"/>
+                <w:szCs w:val="18"/>
+              </w:rPr>
+            </w:pPr>
+            <w:r>
+              <w:rPr>
+                <w:rFonts w:ascii="PT Serif" w:hAnsi="PT Serif"/>
+                <w:sz w:val="18"/>
+                <w:szCs w:val="18"/>
+              </w:rPr>
+              <w:t>3.2. Parámetros en la jurisprudencia constitucional</w:t>
+            </w:r>
+          </w:p>
+          <w:p>
+            <w:pPr>
+              <w:pStyle w:val="Normal"/>
+              <w:spacing w:lineRule="auto" w:line="240" w:before="0" w:after="0"/>
+              <w:ind w:left="284"/>
+              <w:jc w:val="both"/>
+              <w:rPr>
+                <w:rFonts w:ascii="PT Serif" w:hAnsi="PT Serif"/>
+                <w:sz w:val="18"/>
+                <w:szCs w:val="18"/>
+              </w:rPr>
+            </w:pPr>
+            <w:r>
+              <w:rPr>
+                <w:rFonts w:ascii="PT Serif" w:hAnsi="PT Serif"/>
+                <w:sz w:val="18"/>
+                <w:szCs w:val="18"/>
+              </w:rPr>
+              <w:t xml:space="preserve">     </w:t>
+            </w:r>
+            <w:r>
+              <w:rPr>
+                <w:rFonts w:ascii="PT Serif" w:hAnsi="PT Serif"/>
+                <w:sz w:val="18"/>
+                <w:szCs w:val="18"/>
+              </w:rPr>
+              <w:t>3.2.1. Debate en torno al carácter abstracto o difuso (STC 270/2015, 17 diciembre (Pleno)</w:t>
+            </w:r>
+          </w:p>
+          <w:p>
+            <w:pPr>
+              <w:pStyle w:val="Normal"/>
+              <w:spacing w:lineRule="auto" w:line="240" w:before="0" w:after="0"/>
+              <w:ind w:left="284"/>
+              <w:jc w:val="both"/>
+              <w:rPr>
+                <w:rFonts w:ascii="PT Serif" w:hAnsi="PT Serif"/>
+                <w:sz w:val="18"/>
+                <w:szCs w:val="18"/>
+              </w:rPr>
+            </w:pPr>
+            <w:r>
+              <w:rPr>
+                <w:rFonts w:ascii="PT Serif" w:hAnsi="PT Serif"/>
+                <w:sz w:val="18"/>
+                <w:szCs w:val="18"/>
+              </w:rPr>
+              <w:t xml:space="preserve">     </w:t>
+            </w:r>
+            <w:r>
+              <w:rPr>
+                <w:rFonts w:ascii="PT Serif" w:hAnsi="PT Serif"/>
+                <w:sz w:val="18"/>
+                <w:szCs w:val="18"/>
+              </w:rPr>
+              <w:t>3.2.2. Fijación del carácter difuso (STC 140/2018, 20 diciembre (Pleno)</w:t>
+            </w:r>
+          </w:p>
+          <w:p>
+            <w:pPr>
+              <w:pStyle w:val="Normal"/>
+              <w:spacing w:lineRule="auto" w:line="240" w:before="0" w:after="0"/>
+              <w:ind w:left="284"/>
+              <w:jc w:val="both"/>
+              <w:rPr>
+                <w:rFonts w:ascii="PT Serif" w:hAnsi="PT Serif"/>
+                <w:sz w:val="18"/>
+                <w:szCs w:val="18"/>
+              </w:rPr>
+            </w:pPr>
+            <w:r>
+              <w:rPr>
+                <w:rFonts w:ascii="PT Serif" w:hAnsi="PT Serif"/>
+                <w:sz w:val="18"/>
+                <w:szCs w:val="18"/>
+              </w:rPr>
+              <w:t xml:space="preserve">     </w:t>
+            </w:r>
+            <w:r>
+              <w:rPr>
+                <w:rFonts w:ascii="PT Serif" w:hAnsi="PT Serif"/>
+                <w:sz w:val="18"/>
+                <w:szCs w:val="18"/>
+              </w:rPr>
+              <w:t xml:space="preserve">3.2.3.  Alcance de la intervención del TC </w:t>
+            </w:r>
+            <w:r>
+              <w:rPr>
+                <w:rFonts w:ascii="PT Serif" w:hAnsi="PT Serif"/>
+                <w:i/>
+                <w:iCs/>
+                <w:sz w:val="18"/>
+                <w:szCs w:val="18"/>
+              </w:rPr>
+              <w:t xml:space="preserve">ex post </w:t>
+            </w:r>
+            <w:r>
+              <w:rPr>
+                <w:rFonts w:ascii="PT Serif" w:hAnsi="PT Serif"/>
+                <w:sz w:val="18"/>
+                <w:szCs w:val="18"/>
+              </w:rPr>
+              <w:t>vía “recurso” de amparo</w:t>
+            </w:r>
+          </w:p>
+          <w:p>
+            <w:pPr>
+              <w:pStyle w:val="Normal"/>
+              <w:spacing w:lineRule="auto" w:line="240" w:before="0" w:after="0"/>
+              <w:ind w:firstLine="494"/>
+              <w:jc w:val="both"/>
+              <w:rPr>
+                <w:rFonts w:ascii="PT Serif" w:hAnsi="PT Serif"/>
+                <w:sz w:val="18"/>
+                <w:szCs w:val="18"/>
+              </w:rPr>
+            </w:pPr>
+            <w:r>
+              <w:rPr>
+                <w:rFonts w:ascii="PT Serif" w:hAnsi="PT Serif"/>
+                <w:sz w:val="18"/>
+                <w:szCs w:val="18"/>
+              </w:rPr>
+              <w:t xml:space="preserve">    </w:t>
+            </w:r>
+            <w:r>
+              <w:rPr>
+                <w:rFonts w:ascii="PT Serif" w:hAnsi="PT Serif"/>
+                <w:sz w:val="18"/>
+                <w:szCs w:val="18"/>
+              </w:rPr>
+              <w:t>a. STC 10/2019, 28 enero (Sala 2ª)</w:t>
+            </w:r>
+            <w:r>
+              <w:rPr>
+                <w:rFonts w:cs="Arial" w:ascii="Arial" w:hAnsi="Arial"/>
+                <w:b/>
+                <w:bCs/>
+                <w:sz w:val="20"/>
+                <w:szCs w:val="20"/>
+              </w:rPr>
+              <w:t xml:space="preserve"> </w:t>
+            </w:r>
+          </w:p>
+          <w:p>
+            <w:pPr>
+              <w:pStyle w:val="Normal"/>
+              <w:tabs>
+                <w:tab w:val="clear" w:pos="708"/>
+                <w:tab w:val="left" w:pos="630" w:leader="none"/>
+              </w:tabs>
+              <w:spacing w:lineRule="auto" w:line="240" w:before="0" w:after="0"/>
+              <w:jc w:val="both"/>
+              <w:rPr>
+                <w:rFonts w:ascii="Arial" w:hAnsi="Arial" w:cs="Arial"/>
+                <w:b/>
+                <w:bCs/>
+                <w:sz w:val="20"/>
+                <w:szCs w:val="20"/>
+              </w:rPr>
+            </w:pPr>
+            <w:r>
+              <w:rPr>
+                <w:rFonts w:ascii="PT Serif" w:hAnsi="PT Serif"/>
+                <w:sz w:val="18"/>
+                <w:szCs w:val="18"/>
+              </w:rPr>
+              <w:t xml:space="preserve">                </w:t>
+            </w:r>
+            <w:r>
+              <w:rPr>
+                <w:rFonts w:ascii="PT Serif" w:hAnsi="PT Serif"/>
+                <w:sz w:val="18"/>
+                <w:szCs w:val="18"/>
+              </w:rPr>
+              <w:t>b. STC 80/2019, 17 junio (Pleno)</w:t>
+            </w:r>
+            <w:r>
+              <w:rPr>
+                <w:rFonts w:cs="Arial" w:ascii="Arial" w:hAnsi="Arial"/>
+                <w:b/>
+                <w:bCs/>
+                <w:sz w:val="20"/>
+                <w:szCs w:val="20"/>
+              </w:rPr>
+              <w:t xml:space="preserve"> </w:t>
+            </w:r>
+          </w:p>
+          <w:p>
+            <w:pPr>
+              <w:pStyle w:val="Normal"/>
+              <w:tabs>
+                <w:tab w:val="clear" w:pos="708"/>
+                <w:tab w:val="left" w:pos="630" w:leader="none"/>
+              </w:tabs>
+              <w:spacing w:lineRule="auto" w:line="240" w:before="0" w:after="0"/>
+              <w:jc w:val="both"/>
+              <w:rPr>
+                <w:rFonts w:ascii="PT Serif" w:hAnsi="PT Serif"/>
+                <w:b/>
+                <w:bCs/>
+                <w:i/>
+                <w:i/>
+                <w:iCs/>
+                <w:sz w:val="18"/>
+                <w:szCs w:val="18"/>
+              </w:rPr>
+            </w:pPr>
+            <w:r>
+              <w:rPr>
+                <w:rFonts w:ascii="PT Serif" w:hAnsi="PT Serif"/>
+                <w:sz w:val="18"/>
+                <w:szCs w:val="18"/>
+              </w:rPr>
+              <w:t xml:space="preserve">         </w:t>
+            </w:r>
+            <w:r>
+              <w:rPr>
+                <w:rFonts w:ascii="PT Serif" w:hAnsi="PT Serif"/>
+                <w:sz w:val="18"/>
+                <w:szCs w:val="18"/>
+              </w:rPr>
+              <w:t xml:space="preserve">3.3. Concurso de ley interna y convencional: prevalencia de los tratados y principio </w:t>
+            </w:r>
+            <w:r>
+              <w:rPr>
+                <w:rFonts w:ascii="PT Serif" w:hAnsi="PT Serif"/>
+                <w:i/>
+                <w:iCs/>
+                <w:sz w:val="18"/>
+                <w:szCs w:val="18"/>
+              </w:rPr>
+              <w:t>pro persona</w:t>
+            </w:r>
+          </w:p>
+          <w:p>
+            <w:pPr>
+              <w:pStyle w:val="Normal"/>
+              <w:spacing w:lineRule="auto" w:line="240" w:before="0" w:after="0"/>
+              <w:jc w:val="both"/>
+              <w:rPr>
+                <w:rFonts w:ascii="PT Serif" w:hAnsi="PT Serif"/>
+                <w:b/>
+                <w:i/>
+                <w:i/>
+                <w:sz w:val="18"/>
+                <w:szCs w:val="18"/>
+              </w:rPr>
+            </w:pPr>
+            <w:hyperlink w:anchor="biblio">
+              <w:r>
+                <w:rPr>
+                  <w:rStyle w:val="Hyperlink"/>
+                  <w:rFonts w:ascii="PT Serif" w:hAnsi="PT Serif"/>
+                  <w:b/>
+                  <w:i/>
+                  <w:color w:val="auto"/>
+                  <w:sz w:val="18"/>
+                  <w:szCs w:val="18"/>
+                  <w:u w:val="none"/>
+                </w:rPr>
+                <w:t>4. Bibliografía</w:t>
+              </w:r>
+            </w:hyperlink>
+          </w:p>
+          <w:p>
+            <w:pPr>
+              <w:pStyle w:val="Normal"/>
+              <w:spacing w:lineRule="auto" w:line="240" w:before="0" w:after="0"/>
+              <w:jc w:val="both"/>
+              <w:rPr>
+                <w:rFonts w:ascii="PT Serif" w:hAnsi="PT Serif" w:cs="Open Sans"/>
+                <w:i/>
+                <w:i/>
+                <w:sz w:val="18"/>
+                <w:szCs w:val="18"/>
+              </w:rPr>
+            </w:pPr>
+            <w:r>
+              <w:rPr>
+                <w:rFonts w:cs="Open Sans" w:ascii="PT Serif" w:hAnsi="PT Serif"/>
+                <w:i/>
+                <w:sz w:val="18"/>
+                <w:szCs w:val="18"/>
+              </w:rPr>
+            </w:r>
+          </w:p>
+          <w:p>
+            <w:pPr>
+              <w:pStyle w:val="Normal"/>
+              <w:spacing w:lineRule="auto" w:line="240" w:before="0" w:after="0"/>
+              <w:jc w:val="both"/>
+              <w:rPr>
+                <w:rFonts w:ascii="PT Serif" w:hAnsi="PT Serif" w:cs="PTSerif-Bold"/>
+                <w:b/>
+                <w:bCs/>
+                <w:sz w:val="24"/>
+                <w:szCs w:val="24"/>
+              </w:rPr>
+            </w:pPr>
+            <w:r>
+              <w:rPr>
+                <w:rFonts w:cs="PTSerif-Bold" w:ascii="PT Serif" w:hAnsi="PT Serif"/>
+                <w:b/>
+                <w:bCs/>
+                <w:sz w:val="20"/>
+                <w:szCs w:val="20"/>
+              </w:rPr>
+              <w:t>-</w:t>
+            </w:r>
+          </w:p>
+        </w:tc>
+      </w:tr>
+      <w:tr>
+        <w:trPr/>
+        <w:tc>
+          <w:tcPr>
+            <w:tcW w:w="2801" w:type="dxa"/>
+            <w:tcBorders/>
+            <w:shd w:color="auto" w:fill="FFFFFF" w:themeFill="background1" w:val="clear"/>
+          </w:tcPr>
+          <w:p>
+            <w:pPr>
+              <w:pStyle w:val="Normal"/>
+              <w:spacing w:lineRule="auto" w:line="264" w:before="0" w:after="0"/>
+              <w:rPr>
+                <w:rFonts w:ascii="Open Sans" w:hAnsi="Open Sans" w:cs="Open Sans"/>
+                <w:b/>
+                <w:bCs/>
+                <w:sz w:val="18"/>
+                <w:szCs w:val="18"/>
+              </w:rPr>
+            </w:pPr>
+            <w:r>
+              <w:rPr>
+                <w:rFonts w:cs="Open Sans" w:ascii="Open Sans" w:hAnsi="Open Sans"/>
+                <w:b/>
+                <w:bCs/>
+                <w:sz w:val="18"/>
+                <w:szCs w:val="18"/>
+              </w:rPr>
+            </w:r>
+          </w:p>
+        </w:tc>
+        <w:tc>
+          <w:tcPr>
+            <w:tcW w:w="6378" w:type="dxa"/>
+            <w:tcBorders/>
+            <w:shd w:color="auto" w:fill="FFFFFF" w:themeFill="background1" w:val="clear"/>
+          </w:tcPr>
+          <w:p>
+            <w:pPr>
+              <w:pStyle w:val="Normal"/>
+              <w:jc w:val="both"/>
+              <w:rPr/>
+            </w:pPr>
+            <w:r>
+              <w:rPr>
+                <w:sz w:val="20"/>
+                <w:szCs w:val="20"/>
+              </w:rPr>
+              <w:t xml:space="preserve">Este trabajo se publica con una licencia Creative Commons Reconocimiento-No Comercial 4.0 Internacional </w:t>
+            </w:r>
+            <w:r>
+              <w:rPr/>
+              <w:drawing>
+                <wp:inline distT="0" distB="0" distL="0" distR="0">
+                  <wp:extent cx="391795" cy="137795"/>
+                  <wp:effectExtent l="0" t="0" r="0" b="0"/>
+                  <wp:docPr id="5" name="image2.png" descr="Licencia de Creative Commons"/>
+                  <wp:cNvGraphicFramePr>
+                    <a:graphicFrameLocks xmlns:a="http://schemas.openxmlformats.org/drawingml/2006/main" noChangeAspect="1"/>
+                  </wp:cNvGraphicFramePr>
+                  <a:graphic xmlns:a="http://schemas.openxmlformats.org/drawingml/2006/main">
+                    <a:graphicData uri="http://schemas.openxmlformats.org/drawingml/2006/picture">
+                      <pic:pic>
+                        <pic:nvPicPr>
+                          <pic:cNvPr id="5" name="image2.png" descr="Licencia de Creative Commons"/>
+                          <pic:cNvPicPr>
+                            <a:picLocks noChangeAspect="1" noChangeArrowheads="1"/>
+                          </pic:cNvPicPr>
+                        </pic:nvPicPr>
+                        <pic:blipFill>
+                          <a:blip r:embed="rId505"/>
+                          <a:stretch>
+                            <a:fillRect/>
+                          </a:stretch>
+                        </pic:blipFill>
+                        <pic:spPr bwMode="auto">
+                          <a:xfrm>
+                            <a:off x="0" y="0"/>
+                            <a:ext cx="391795" cy="137795"/>
+                          </a:xfrm>
+                          <a:prstGeom prst="rect">
+                            <a:avLst/>
+                          </a:prstGeom>
+                          <a:noFill/>
+                        </pic:spPr>
+                      </pic:pic>
+                    </a:graphicData>
+                  </a:graphic>
+                </wp:inline>
+              </w:drawing>
+            </w:r>
+          </w:p>
+          <w:p>
+            <w:pPr>
+              <w:pStyle w:val="Normal"/>
+              <w:spacing w:lineRule="auto" w:line="240" w:before="0" w:after="0"/>
+              <w:rPr>
+                <w:rFonts w:ascii="PT Serif" w:hAnsi="PT Serif" w:cs="Open Sans"/>
+                <w:b/>
+                <w:bCs/>
+                <w:sz w:val="20"/>
+                <w:szCs w:val="20"/>
+              </w:rPr>
+            </w:pPr>
+            <w:r>
+              <w:rPr>
+                <w:rFonts w:cs="Open Sans" w:ascii="PT Serif" w:hAnsi="PT Serif"/>
+                <w:b/>
+                <w:bCs/>
+                <w:sz w:val="20"/>
+                <w:szCs w:val="20"/>
+              </w:rPr>
+            </w:r>
+          </w:p>
+          <w:p>
+            <w:pPr>
+              <w:pStyle w:val="Normal"/>
+              <w:spacing w:lineRule="auto" w:line="240" w:before="0" w:after="0"/>
+              <w:rPr>
+                <w:rFonts w:ascii="PT Serif" w:hAnsi="PT Serif" w:cs="Open Sans"/>
+                <w:b/>
+                <w:bCs/>
+                <w:sz w:val="20"/>
+                <w:szCs w:val="20"/>
+              </w:rPr>
+            </w:pPr>
+            <w:r>
+              <w:rPr>
+                <w:rFonts w:cs="Open Sans" w:ascii="PT Serif" w:hAnsi="PT Serif"/>
+                <w:b/>
+                <w:bCs/>
+                <w:sz w:val="20"/>
+                <w:szCs w:val="20"/>
+              </w:rPr>
+            </w:r>
+          </w:p>
+        </w:tc>
+      </w:tr>
+    </w:tbl>
     <w:p>
       <w:pPr>
         <w:sectPr>
@@ -10435,7 +11751,7 @@
     <w:p>
       <w:pPr>
         <w:pStyle w:val="FootnoteText"/>
-        <w:spacing w:lineRule="auto" w:line="264" w:after="120"/>
+        <w:spacing w:lineRule="auto" w:line="264" w:before="0" w:after="120"/>
         <w:ind w:firstLine="0"/>
         <w:jc w:val="both"/>
         <w:rPr>
@@ -10482,7 +11798,7 @@
     <w:p>
       <w:pPr>
         <w:pStyle w:val="FootnoteText"/>
-        <w:spacing w:lineRule="auto" w:line="264" w:after="120"/>
+        <w:spacing w:lineRule="auto" w:line="264" w:before="0" w:after="120"/>
         <w:ind w:firstLine="0"/>
         <w:jc w:val="both"/>
         <w:rPr>
@@ -10530,7 +11846,7 @@
     <w:p>
       <w:pPr>
         <w:pStyle w:val="FootnoteText"/>
-        <w:spacing w:lineRule="auto" w:line="264" w:after="120"/>
+        <w:spacing w:lineRule="auto" w:line="264" w:before="0" w:after="120"/>
         <w:ind w:firstLine="0"/>
         <w:jc w:val="both"/>
         <w:rPr>
@@ -10579,7 +11895,7 @@
     <w:p>
       <w:pPr>
         <w:pStyle w:val="FootnoteText"/>
-        <w:spacing w:lineRule="auto" w:line="264" w:after="120"/>
+        <w:spacing w:lineRule="auto" w:line="264" w:before="0" w:after="120"/>
         <w:ind w:firstLine="0"/>
         <w:jc w:val="both"/>
         <w:rPr>
@@ -10627,7 +11943,7 @@
     <w:p>
       <w:pPr>
         <w:pStyle w:val="FootnoteText"/>
-        <w:spacing w:lineRule="auto" w:line="264" w:after="120"/>
+        <w:spacing w:lineRule="auto" w:line="264" w:before="0" w:after="120"/>
         <w:ind w:firstLine="0"/>
         <w:jc w:val="both"/>
         <w:rPr>
@@ -10751,7 +12067,7 @@
     <w:p>
       <w:pPr>
         <w:pStyle w:val="FootnoteText"/>
-        <w:spacing w:lineRule="auto" w:line="264" w:after="120"/>
+        <w:spacing w:lineRule="auto" w:line="264" w:before="0" w:after="120"/>
         <w:ind w:firstLine="0"/>
         <w:jc w:val="both"/>
         <w:rPr>
@@ -10799,7 +12115,7 @@
     <w:p>
       <w:pPr>
         <w:pStyle w:val="FootnoteText"/>
-        <w:spacing w:lineRule="auto" w:line="264" w:after="120"/>
+        <w:spacing w:lineRule="auto" w:line="264" w:before="0" w:after="120"/>
         <w:ind w:firstLine="0"/>
         <w:jc w:val="both"/>
         <w:rPr>
@@ -10846,7 +12162,7 @@
     <w:p>
       <w:pPr>
         <w:pStyle w:val="FootnoteText"/>
-        <w:spacing w:lineRule="auto" w:line="264" w:after="120"/>
+        <w:spacing w:lineRule="auto" w:line="264" w:before="0" w:after="120"/>
         <w:ind w:firstLine="0"/>
         <w:jc w:val="both"/>
         <w:rPr>
@@ -10894,7 +12210,7 @@
     <w:p>
       <w:pPr>
         <w:pStyle w:val="FootnoteText"/>
-        <w:spacing w:lineRule="auto" w:line="264" w:after="120"/>
+        <w:spacing w:lineRule="auto" w:line="264" w:before="0" w:after="120"/>
         <w:ind w:firstLine="0"/>
         <w:jc w:val="both"/>
         <w:rPr>
@@ -10941,7 +12257,7 @@
     <w:p>
       <w:pPr>
         <w:pStyle w:val="FootnoteText"/>
-        <w:spacing w:lineRule="auto" w:line="264" w:after="120"/>
+        <w:spacing w:lineRule="auto" w:line="264" w:before="0" w:after="120"/>
         <w:ind w:firstLine="0"/>
         <w:jc w:val="both"/>
         <w:rPr/>
@@ -10996,7 +12312,7 @@
     <w:p>
       <w:pPr>
         <w:pStyle w:val="FootnoteText"/>
-        <w:spacing w:lineRule="auto" w:line="264" w:after="120"/>
+        <w:spacing w:lineRule="auto" w:line="264" w:before="0" w:after="120"/>
         <w:ind w:firstLine="0"/>
         <w:jc w:val="both"/>
         <w:rPr>
@@ -11121,7 +12437,7 @@
     <w:p>
       <w:pPr>
         <w:pStyle w:val="FootnoteText"/>
-        <w:spacing w:lineRule="auto" w:line="264" w:after="120"/>
+        <w:spacing w:lineRule="auto" w:line="264" w:before="0" w:after="120"/>
         <w:ind w:firstLine="0"/>
         <w:jc w:val="both"/>
         <w:rPr>
@@ -11168,7 +12484,7 @@
     <w:p>
       <w:pPr>
         <w:pStyle w:val="FootnoteText"/>
-        <w:spacing w:lineRule="auto" w:line="264" w:after="120"/>
+        <w:spacing w:lineRule="auto" w:line="264" w:before="0" w:after="120"/>
         <w:ind w:firstLine="0"/>
         <w:jc w:val="both"/>
         <w:rPr>
@@ -11197,7 +12513,7 @@
     <w:p>
       <w:pPr>
         <w:pStyle w:val="FootnoteText"/>
-        <w:spacing w:lineRule="auto" w:line="264" w:after="120"/>
+        <w:spacing w:lineRule="auto" w:line="264" w:before="0" w:after="120"/>
         <w:ind w:firstLine="0"/>
         <w:jc w:val="both"/>
         <w:rPr>
@@ -11235,7 +12551,7 @@
     <w:p>
       <w:pPr>
         <w:pStyle w:val="FootnoteText"/>
-        <w:spacing w:lineRule="auto" w:line="264" w:after="120"/>
+        <w:spacing w:lineRule="auto" w:line="264" w:before="0" w:after="120"/>
         <w:ind w:firstLine="0"/>
         <w:jc w:val="both"/>
         <w:rPr>
@@ -11255,7 +12571,7 @@
     <w:p>
       <w:pPr>
         <w:pStyle w:val="FootnoteText"/>
-        <w:spacing w:lineRule="auto" w:line="264" w:after="120"/>
+        <w:spacing w:lineRule="auto" w:line="264" w:before="0" w:after="120"/>
         <w:ind w:firstLine="0"/>
         <w:jc w:val="both"/>
         <w:rPr>
@@ -11306,7 +12622,7 @@
     <w:p>
       <w:pPr>
         <w:pStyle w:val="FootnoteText"/>
-        <w:spacing w:lineRule="auto" w:line="264" w:after="120"/>
+        <w:spacing w:lineRule="auto" w:line="264" w:before="0" w:after="120"/>
         <w:ind w:firstLine="0"/>
         <w:jc w:val="both"/>
         <w:rPr>
@@ -11374,7 +12690,7 @@
     <w:p>
       <w:pPr>
         <w:pStyle w:val="FootnoteText"/>
-        <w:spacing w:lineRule="auto" w:line="264" w:after="120"/>
+        <w:spacing w:lineRule="auto" w:line="264" w:before="0" w:after="120"/>
         <w:ind w:firstLine="0"/>
         <w:jc w:val="both"/>
         <w:rPr>
@@ -11443,7 +12759,7 @@
     <w:p>
       <w:pPr>
         <w:pStyle w:val="FootnoteText"/>
-        <w:spacing w:lineRule="auto" w:line="264" w:after="120"/>
+        <w:spacing w:lineRule="auto" w:line="264" w:before="0" w:after="120"/>
         <w:ind w:firstLine="0"/>
         <w:jc w:val="both"/>
         <w:rPr>
@@ -11499,7 +12815,7 @@
     <w:p>
       <w:pPr>
         <w:pStyle w:val="FootnoteText"/>
-        <w:spacing w:lineRule="auto" w:line="264" w:after="120"/>
+        <w:spacing w:lineRule="auto" w:line="264" w:before="0" w:after="120"/>
         <w:ind w:firstLine="0"/>
         <w:jc w:val="both"/>
         <w:rPr>
@@ -11556,7 +12872,7 @@
     <w:p>
       <w:pPr>
         <w:pStyle w:val="FootnoteText"/>
-        <w:spacing w:lineRule="auto" w:line="264" w:after="120"/>
+        <w:spacing w:lineRule="auto" w:line="264" w:before="0" w:after="120"/>
         <w:ind w:firstLine="0"/>
         <w:jc w:val="both"/>
         <w:rPr>
@@ -11585,7 +12901,7 @@
     <w:p>
       <w:pPr>
         <w:pStyle w:val="FootnoteText"/>
-        <w:spacing w:lineRule="auto" w:line="264" w:after="120"/>
+        <w:spacing w:lineRule="auto" w:line="264" w:before="0" w:after="120"/>
         <w:ind w:firstLine="0"/>
         <w:jc w:val="both"/>
         <w:rPr/>
@@ -11612,7 +12928,7 @@
     <w:p>
       <w:pPr>
         <w:pStyle w:val="FootnoteText"/>
-        <w:spacing w:lineRule="auto" w:line="264" w:after="120"/>
+        <w:spacing w:lineRule="auto" w:line="264" w:before="0" w:after="120"/>
         <w:ind w:firstLine="0"/>
         <w:jc w:val="both"/>
         <w:rPr>
@@ -11667,7 +12983,7 @@
     <w:p>
       <w:pPr>
         <w:pStyle w:val="FootnoteText"/>
-        <w:spacing w:lineRule="auto" w:line="264" w:after="120"/>
+        <w:spacing w:lineRule="auto" w:line="264" w:before="0" w:after="120"/>
         <w:ind w:firstLine="0"/>
         <w:jc w:val="both"/>
         <w:rPr>
@@ -11775,7 +13091,7 @@
     <w:p>
       <w:pPr>
         <w:pStyle w:val="FootnoteText"/>
-        <w:spacing w:lineRule="auto" w:line="264" w:after="120"/>
+        <w:spacing w:lineRule="auto" w:line="264" w:before="0" w:after="120"/>
         <w:ind w:firstLine="0"/>
         <w:jc w:val="both"/>
         <w:rPr>
@@ -11830,7 +13146,7 @@
     <w:p>
       <w:pPr>
         <w:pStyle w:val="FootnoteText"/>
-        <w:spacing w:lineRule="auto" w:line="264" w:after="120"/>
+        <w:spacing w:lineRule="auto" w:line="264" w:before="0" w:after="120"/>
         <w:ind w:firstLine="0"/>
         <w:jc w:val="both"/>
         <w:rPr>
@@ -11878,7 +13194,7 @@
     <w:p>
       <w:pPr>
         <w:pStyle w:val="FootnoteText"/>
-        <w:spacing w:lineRule="auto" w:line="264" w:after="120"/>
+        <w:spacing w:lineRule="auto" w:line="264" w:before="0" w:after="120"/>
         <w:ind w:firstLine="0"/>
         <w:jc w:val="both"/>
         <w:rPr>
@@ -11926,7 +13242,7 @@
     <w:p>
       <w:pPr>
         <w:pStyle w:val="FootnoteText"/>
-        <w:spacing w:lineRule="auto" w:line="264" w:after="120"/>
+        <w:spacing w:lineRule="auto" w:line="264" w:before="0" w:after="120"/>
         <w:ind w:firstLine="0"/>
         <w:jc w:val="both"/>
         <w:rPr>
@@ -11955,7 +13271,7 @@
     <w:p>
       <w:pPr>
         <w:pStyle w:val="FootnoteText"/>
-        <w:spacing w:lineRule="auto" w:line="264" w:after="120"/>
+        <w:spacing w:lineRule="auto" w:line="264" w:before="0" w:after="120"/>
         <w:ind w:firstLine="0"/>
         <w:jc w:val="both"/>
         <w:rPr>
@@ -12010,7 +13326,7 @@
     <w:p>
       <w:pPr>
         <w:pStyle w:val="FootnoteText"/>
-        <w:spacing w:lineRule="auto" w:line="264" w:after="120"/>
+        <w:spacing w:lineRule="auto" w:line="264" w:before="0" w:after="120"/>
         <w:ind w:firstLine="0"/>
         <w:jc w:val="both"/>
         <w:rPr>
@@ -12078,7 +13394,7 @@
     <w:p>
       <w:pPr>
         <w:pStyle w:val="FootnoteText"/>
-        <w:spacing w:lineRule="auto" w:line="264" w:after="120"/>
+        <w:spacing w:lineRule="auto" w:line="264" w:before="0" w:after="120"/>
         <w:ind w:firstLine="0"/>
         <w:jc w:val="both"/>
         <w:rPr>
@@ -12125,7 +13441,7 @@
     <w:p>
       <w:pPr>
         <w:pStyle w:val="FootnoteText"/>
-        <w:spacing w:lineRule="auto" w:line="264" w:after="120"/>
+        <w:spacing w:lineRule="auto" w:line="264" w:before="0" w:after="120"/>
         <w:ind w:firstLine="0"/>
         <w:jc w:val="both"/>
         <w:rPr/>
@@ -12152,7 +13468,7 @@
     <w:p>
       <w:pPr>
         <w:pStyle w:val="04Notas"/>
-        <w:spacing w:lineRule="auto" w:line="264" w:after="120"/>
+        <w:spacing w:lineRule="auto" w:line="264" w:before="0" w:after="120"/>
         <w:ind w:left="0" w:firstLine="0"/>
         <w:jc w:val="both"/>
         <w:rPr>
@@ -12255,7 +13571,7 @@
     <w:p>
       <w:pPr>
         <w:pStyle w:val="FootnoteText"/>
-        <w:spacing w:lineRule="auto" w:line="264" w:after="120"/>
+        <w:spacing w:lineRule="auto" w:line="264" w:before="0" w:after="120"/>
         <w:ind w:firstLine="0"/>
         <w:jc w:val="both"/>
         <w:rPr>
@@ -12303,7 +13619,7 @@
     <w:p>
       <w:pPr>
         <w:pStyle w:val="FootnoteText"/>
-        <w:spacing w:lineRule="auto" w:line="264" w:after="120"/>
+        <w:spacing w:lineRule="auto" w:line="264" w:before="0" w:after="120"/>
         <w:ind w:firstLine="0"/>
         <w:jc w:val="both"/>
         <w:rPr>
@@ -12390,7 +13706,7 @@
     <w:p>
       <w:pPr>
         <w:pStyle w:val="04Notas"/>
-        <w:spacing w:lineRule="auto" w:line="264" w:after="120"/>
+        <w:spacing w:lineRule="auto" w:line="264" w:before="0" w:after="120"/>
         <w:ind w:left="0" w:firstLine="0"/>
         <w:jc w:val="both"/>
         <w:rPr>
@@ -12495,7 +13811,7 @@
     <w:p>
       <w:pPr>
         <w:pStyle w:val="04Notas"/>
-        <w:spacing w:lineRule="auto" w:line="264" w:after="120"/>
+        <w:spacing w:lineRule="auto" w:line="264" w:before="0" w:after="120"/>
         <w:ind w:left="0" w:firstLine="0"/>
         <w:jc w:val="both"/>
         <w:rPr>
@@ -12580,7 +13896,7 @@
     <w:p>
       <w:pPr>
         <w:pStyle w:val="04Notas"/>
-        <w:spacing w:lineRule="auto" w:line="264" w:after="120"/>
+        <w:spacing w:lineRule="auto" w:line="264" w:before="0" w:after="120"/>
         <w:ind w:left="0" w:firstLine="0"/>
         <w:jc w:val="both"/>
         <w:rPr>
@@ -12644,7 +13960,7 @@
     <w:p>
       <w:pPr>
         <w:pStyle w:val="FootnoteText"/>
-        <w:spacing w:lineRule="auto" w:line="264" w:after="120"/>
+        <w:spacing w:lineRule="auto" w:line="264" w:before="0" w:after="120"/>
         <w:ind w:firstLine="0"/>
         <w:jc w:val="both"/>
         <w:rPr>
@@ -12673,7 +13989,7 @@
     <w:p>
       <w:pPr>
         <w:pStyle w:val="FootnoteText"/>
-        <w:spacing w:lineRule="auto" w:line="264" w:after="120"/>
+        <w:spacing w:lineRule="auto" w:line="264" w:before="0" w:after="120"/>
         <w:ind w:firstLine="0"/>
         <w:jc w:val="both"/>
         <w:rPr>
@@ -12996,7 +14312,7 @@
     <w:p>
       <w:pPr>
         <w:pStyle w:val="FootnoteText"/>
-        <w:spacing w:lineRule="auto" w:line="264" w:after="120"/>
+        <w:spacing w:lineRule="auto" w:line="264" w:before="0" w:after="120"/>
         <w:ind w:firstLine="0"/>
         <w:jc w:val="both"/>
         <w:rPr>
@@ -13054,7 +14370,7 @@
     <w:p>
       <w:pPr>
         <w:pStyle w:val="FootnoteText"/>
-        <w:spacing w:lineRule="auto" w:line="264" w:after="120"/>
+        <w:spacing w:lineRule="auto" w:line="264" w:before="0" w:after="120"/>
         <w:ind w:firstLine="0"/>
         <w:jc w:val="both"/>
         <w:rPr>
@@ -13157,7 +14473,7 @@
     <w:p>
       <w:pPr>
         <w:pStyle w:val="FootnoteText"/>
-        <w:spacing w:lineRule="auto" w:line="264" w:after="120"/>
+        <w:spacing w:lineRule="auto" w:line="264" w:before="0" w:after="120"/>
         <w:ind w:firstLine="0"/>
         <w:jc w:val="both"/>
         <w:rPr>
@@ -13255,7 +14571,7 @@
     <w:p>
       <w:pPr>
         <w:pStyle w:val="04Notas"/>
-        <w:spacing w:lineRule="auto" w:line="264" w:after="120"/>
+        <w:spacing w:lineRule="auto" w:line="264" w:before="0" w:after="120"/>
         <w:ind w:left="0" w:firstLine="0"/>
         <w:jc w:val="both"/>
         <w:rPr>
@@ -13484,7 +14800,7 @@
     <w:p>
       <w:pPr>
         <w:pStyle w:val="04Notas"/>
-        <w:spacing w:lineRule="auto" w:line="264" w:after="120"/>
+        <w:spacing w:lineRule="auto" w:line="264" w:before="0" w:after="120"/>
         <w:ind w:left="0" w:firstLine="0"/>
         <w:jc w:val="both"/>
         <w:rPr>
@@ -13575,7 +14891,7 @@
     <w:p>
       <w:pPr>
         <w:pStyle w:val="FootnoteText"/>
-        <w:spacing w:lineRule="auto" w:line="264" w:after="120"/>
+        <w:spacing w:lineRule="auto" w:line="264" w:before="0" w:after="120"/>
         <w:ind w:firstLine="0"/>
         <w:jc w:val="both"/>
         <w:rPr>
@@ -13623,7 +14939,7 @@
     <w:p>
       <w:pPr>
         <w:pStyle w:val="FootnoteText"/>
-        <w:spacing w:lineRule="auto" w:line="264" w:after="120"/>
+        <w:spacing w:lineRule="auto" w:line="264" w:before="0" w:after="120"/>
         <w:ind w:firstLine="0"/>
         <w:jc w:val="both"/>
         <w:rPr>
@@ -13670,7 +14986,7 @@
     <w:p>
       <w:pPr>
         <w:pStyle w:val="FootnoteText"/>
-        <w:spacing w:lineRule="auto" w:line="264" w:after="120"/>
+        <w:spacing w:lineRule="auto" w:line="264" w:before="0" w:after="120"/>
         <w:ind w:firstLine="0"/>
         <w:jc w:val="both"/>
         <w:rPr/>
@@ -13844,7 +15160,7 @@
     <w:p>
       <w:pPr>
         <w:pStyle w:val="FootnoteText"/>
-        <w:spacing w:lineRule="auto" w:line="264" w:after="120"/>
+        <w:spacing w:lineRule="auto" w:line="264" w:before="0" w:after="120"/>
         <w:ind w:firstLine="0"/>
         <w:jc w:val="both"/>
         <w:rPr/>
@@ -13961,7 +15277,7 @@
     <w:p>
       <w:pPr>
         <w:pStyle w:val="04Notas"/>
-        <w:spacing w:lineRule="auto" w:line="264" w:after="120"/>
+        <w:spacing w:lineRule="auto" w:line="264" w:before="0" w:after="120"/>
         <w:ind w:left="0" w:firstLine="0"/>
         <w:jc w:val="both"/>
         <w:rPr>
@@ -14027,7 +15343,7 @@
     <w:p>
       <w:pPr>
         <w:pStyle w:val="04Notas"/>
-        <w:spacing w:lineRule="auto" w:line="264" w:after="120"/>
+        <w:spacing w:lineRule="auto" w:line="264" w:before="0" w:after="120"/>
         <w:ind w:left="0" w:firstLine="0"/>
         <w:jc w:val="both"/>
         <w:rPr>
@@ -14163,7 +15479,7 @@
     <w:p>
       <w:pPr>
         <w:pStyle w:val="04Notas"/>
-        <w:spacing w:lineRule="auto" w:line="264" w:after="120"/>
+        <w:spacing w:lineRule="auto" w:line="264" w:before="0" w:after="120"/>
         <w:ind w:left="0" w:firstLine="0"/>
         <w:jc w:val="both"/>
         <w:rPr>
@@ -14223,7 +15539,7 @@
     <w:p>
       <w:pPr>
         <w:pStyle w:val="FootnoteText"/>
-        <w:spacing w:lineRule="auto" w:line="264" w:after="120"/>
+        <w:spacing w:lineRule="auto" w:line="264" w:before="0" w:after="120"/>
         <w:ind w:firstLine="0"/>
         <w:jc w:val="both"/>
         <w:rPr>
@@ -14359,7 +15675,7 @@
       <w:headerReference w:type="even" r:id="rId19"/>
       <w:headerReference w:type="default" r:id="rId20"/>
       <w:headerReference w:type="first" r:id="rId21"/>
-      <w:footerReference w:type="default" r:id="rId30"/>
+      <w:footerReference w:type="default" r:id="rId28"/>
       <w:footnotePr>
         <w:numFmt w:val="decimal"/>
       </w:footnotePr>
@@ -17703,7 +19019,7 @@
         <w:sz w:val="16"/>
         <w:szCs w:val="18"/>
       </w:rPr>
-      <w:t>InDret 1.2025</w:t>
+      <w:t>InDret 1.2026</w:t>
     </w:r>
     <w:r>
       <w:rPr>
@@ -17723,7 +19039,7 @@
         <w:sz w:val="16"/>
         <w:szCs w:val="18"/>
       </w:rPr>
-      <w:t>Luis Andrés Cucarella Galiana</w:t>
+      <w:t>Gabriel Doménech Pascual, Fernando Gómez Pomar y Adrián Segura Moreiras</w:t>
     </w:r>
   </w:p>
   <w:p>
@@ -17759,7 +19075,7 @@
         <w:sz w:val="16"/>
         <w:szCs w:val="18"/>
       </w:rPr>
-      <w:t>InDret 1.2025                                                                                                                                                Luis Andrés Cucarella Galiana</w:t>
+      <w:t>InDret 1.2026                                                                                                                                                Gabriel Doménech Pascual, Fernando Gómez Pomar y Adrián Segura Moreiras</w:t>
     </w:r>
   </w:p>
   <w:p>
@@ -17904,7 +19220,7 @@
         <w:sz w:val="16"/>
         <w:szCs w:val="18"/>
       </w:rPr>
-      <w:t>InDret 1.2025</w:t>
+      <w:t>InDret 1.2026</w:t>
     </w:r>
     <w:r>
       <w:rPr>
@@ -17924,7 +19240,7 @@
         <w:sz w:val="16"/>
         <w:szCs w:val="18"/>
       </w:rPr>
-      <w:t>Luis Andrés Cucarella Galiana</w:t>
+      <w:t>Gabriel Doménech Pascual, Fernando Gómez Pomar y Adrián Segura Moreiras</w:t>
     </w:r>
   </w:p>
   <w:p>
@@ -17960,7 +19276,7 @@
         <w:sz w:val="16"/>
         <w:szCs w:val="18"/>
       </w:rPr>
-      <w:t>InDret 1.2025                                                                                                                                                Luis Andrés Cucarella Galiana</w:t>
+      <w:t>InDret 1.2026                                                                                                                                                Gabriel Doménech Pascual, Fernando Gómez Pomar y Adrián Segura Moreiras</w:t>
     </w:r>
   </w:p>
   <w:p>
@@ -19206,8 +20522,8 @@
       <w:szCs w:val="24"/>
     </w:rPr>
   </w:style>
-  <w:style w:type="character" w:styleId="FootnoteCharacters">
-    <w:name w:val="Footnote Characters"/>
+  <w:style w:type="character" w:styleId="FootnoteCharactersuser">
+    <w:name w:val="Footnote Characters (user)"/>
     <w:unhideWhenUsed/>
     <w:qFormat/>
     <w:rsid w:val="0029096c"/>
@@ -19215,8 +20531,8 @@
       <w:vertAlign w:val="superscript"/>
     </w:rPr>
   </w:style>
-  <w:style w:type="character" w:styleId="FootnoteCharactersuser">
-    <w:name w:val="Footnote Characters (user)"/>
+  <w:style w:type="character" w:styleId="FootnoteCharacters">
+    <w:name w:val="Footnote Characters"/>
     <w:qFormat/>
     <w:rPr>
       <w:vertAlign w:val="superscript"/>
@@ -19246,15 +20562,15 @@
     <w:rsid w:val="00d67a98"/>
     <w:rPr/>
   </w:style>
-  <w:style w:type="character" w:styleId="EndnoteCharactersuser">
-    <w:name w:val="Endnote Characters (user)"/>
+  <w:style w:type="character" w:styleId="EndnoteCharacters">
+    <w:name w:val="Endnote Characters"/>
     <w:qFormat/>
     <w:rPr>
       <w:vertAlign w:val="superscript"/>
     </w:rPr>
   </w:style>
-  <w:style w:type="character" w:styleId="EndnoteCharacters">
-    <w:name w:val="Endnote Characters"/>
+  <w:style w:type="character" w:styleId="EndnoteCharactersuser">
+    <w:name w:val="Endnote Characters (user)"/>
     <w:qFormat/>
     <w:rPr/>
   </w:style>
